--- a/docs/manuscript/supplementary.docx
+++ b/docs/manuscript/supplementary.docx
@@ -19,7 +19,7 @@
         <w:rPr>
           <w:i/>
         </w:rPr>
-        <w:t>Priced out of the formal market: A housing affordability index and spatial machine-learning analysis for Greater Kampala, Uganda</w:t>
+        <w:t>Priced out of the formal market: A housing affordability index for Greater Kampala, Uganda, from online listings and spatial machine learning</w:t>
       </w:r>
     </w:p>
     <w:p>
